--- a/storage/templates/normalized-docx/BM-148/BM-148_normalized.docx
+++ b/storage/templates/normalized-docx/BM-148/BM-148_normalized.docx
@@ -3,162 +3,139 @@
 <w:document xmlns:wpc="http://schemas.microsoft.com/office/word/2010/wordprocessingCanvas" xmlns:mc="http://schemas.openxmlformats.org/markup-compatibility/2006" xmlns:o="urn:schemas-microsoft-com:office:office" xmlns:r="http://schemas.openxmlformats.org/officeDocument/2006/relationships" xmlns:m="http://schemas.openxmlformats.org/officeDocument/2006/math" xmlns:v="urn:schemas-microsoft-com:vml" xmlns:wp14="http://schemas.microsoft.com/office/word/2010/wordprocessingDrawing" xmlns:wp="http://schemas.openxmlformats.org/drawingml/2006/wordprocessingDrawing" xmlns:w="http://schemas.openxmlformats.org/wordprocessingml/2006/main" xmlns:w14="http://schemas.microsoft.com/office/word/2010/wordml" xmlns:w10="urn:schemas-microsoft-com:office:word" xmlns:w15="http://schemas.microsoft.com/office/word/2012/wordml" xmlns:wpg="http://schemas.microsoft.com/office/word/2010/wordprocessingGroup" xmlns:wpi="http://schemas.microsoft.com/office/word/2010/wordprocessingInk" xmlns:wne="http://schemas.microsoft.com/office/word/2006/wordml" xmlns:wps="http://schemas.microsoft.com/office/word/2010/wordprocessingShape" xmlns:wpsCustomData="http://www.wps.cn/officeDocument/2013/wpsCustomData" mc:Ignorable="w14 w15 wp14">
   <w:body>
     <w:p>
-      <w:r>
+      <w:pPr>
         <w:rPr>
           <w:rFonts w:ascii="Times New Roman" w:hAnsi="Times New Roman"/>
-        </w:rPr>
-        <w:pict>
-          <v:shape id="Text Box 511" o:spid="_x0000_s1026" o:spt="202" type="#_x0000_t202" style="position:absolute;left:0pt;margin-left:319.15pt;margin-top:-4.25pt;height:35.25pt;width:178.85pt;z-index:251660288;mso-width-relative:page;mso-height-relative:page;" fillcolor="#FFFFFF" filled="t" stroked="f" coordsize="21600,21600" o:gfxdata="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">
-            <v:path/>
-            <v:fill on="t" focussize="0,0"/>
-            <v:stroke on="f"/>
-            <v:imagedata o:title=""/>
-            <o:lock v:ext="edit" grouping="f" rotation="f" text="f" aspectratio="f"/>
-            <v:textbox>
-              <w:txbxContent>
-                <w:p>
-                  <w:pPr>
-                    <w:jc w:val="center"/>
-                    <w:rPr>
-                      <w:rFonts w:ascii="Times New Roman" w:hAnsi="Times New Roman"/>
-                      <w:b/>
-                      <w:bCs/>
-                      <w:sz w:val="16"/>
-                      <w:szCs w:val="16"/>
-                    </w:rPr>
-                  </w:pPr>
-                  <w:r>
-                    <w:rPr>
-                      <w:rFonts w:ascii="Times New Roman" w:hAnsi="Times New Roman"/>
-                      <w:b/>
-                      <w:bCs/>
-                      <w:sz w:val="16"/>
-                      <w:szCs w:val="16"/>
-                    </w:rPr>
-                    <w:t>Mẫu số 148/HS</w:t>
-                  </w:r>
-                </w:p>
-                <w:p>
-                  <w:pPr>
-                    <w:jc w:val="center"/>
-                    <w:rPr>
-                      <w:rFonts w:ascii="Times New Roman" w:hAnsi="Times New Roman"/>
-                      <w:i/>
-                      <w:iCs/>
-                      <w:sz w:val="16"/>
-                      <w:szCs w:val="16"/>
-                    </w:rPr>
-                  </w:pPr>
-                  <w:r>
-                    <w:rPr>
-                      <w:rFonts w:ascii="Times New Roman" w:hAnsi="Times New Roman"/>
-                      <w:i/>
-                      <w:iCs/>
-                      <w:sz w:val="16"/>
-                      <w:szCs w:val="16"/>
-                    </w:rPr>
-                    <w:t>(Ban hành theo Thông tư số</w:t>
-                  </w:r>
-                  <w:r>
-                    <w:rPr>
-                      <w:rFonts w:hint="default" w:ascii="Times New Roman" w:hAnsi="Times New Roman"/>
-                      <w:i/>
-                      <w:iCs/>
-                      <w:sz w:val="16"/>
-                      <w:szCs w:val="16"/>
-                      <w:lang w:val="vi-VN"/>
-                    </w:rPr>
-                    <w:t xml:space="preserve"> 03</w:t>
-                  </w:r>
-                  <w:r>
-                    <w:rPr>
-                      <w:rFonts w:ascii="Times New Roman" w:hAnsi="Times New Roman"/>
-                      <w:i/>
-                      <w:iCs/>
-                      <w:sz w:val="16"/>
-                      <w:szCs w:val="16"/>
-                    </w:rPr>
-                    <w:t>/2026/TT-VKSTC</w:t>
-                  </w:r>
-                </w:p>
-                <w:p>
-                  <w:pPr>
-                    <w:jc w:val="center"/>
-                    <w:rPr>
-                      <w:rFonts w:ascii="Times New Roman" w:hAnsi="Times New Roman"/>
-                      <w:i/>
-                      <w:iCs/>
-                      <w:sz w:val="16"/>
-                      <w:szCs w:val="16"/>
-                    </w:rPr>
-                  </w:pPr>
-                  <w:r>
-                    <w:rPr>
-                      <w:rFonts w:ascii="Times New Roman" w:hAnsi="Times New Roman"/>
-                      <w:i/>
-                      <w:iCs/>
-                      <w:sz w:val="16"/>
-                      <w:szCs w:val="16"/>
-                    </w:rPr>
-                    <w:t>Ngày</w:t>
-                  </w:r>
-                  <w:r>
-                    <w:rPr>
-                      <w:rFonts w:hint="default" w:ascii="Times New Roman" w:hAnsi="Times New Roman"/>
-                      <w:i/>
-                      <w:iCs/>
-                      <w:sz w:val="16"/>
-                      <w:szCs w:val="16"/>
-                      <w:lang w:val="vi-VN"/>
-                    </w:rPr>
-                    <w:t xml:space="preserve"> 09</w:t>
-                  </w:r>
-                  <w:r>
-                    <w:rPr>
-                      <w:rFonts w:ascii="Times New Roman" w:hAnsi="Times New Roman"/>
-                      <w:i/>
-                      <w:iCs/>
-                      <w:sz w:val="16"/>
-                      <w:szCs w:val="16"/>
-                    </w:rPr>
-                    <w:t>/</w:t>
-                  </w:r>
-                  <w:r>
-                    <w:rPr>
-                      <w:rFonts w:hint="default" w:ascii="Times New Roman" w:hAnsi="Times New Roman"/>
-                      <w:i/>
-                      <w:iCs/>
-                      <w:sz w:val="16"/>
-                      <w:szCs w:val="16"/>
-                      <w:lang w:val="vi-VN"/>
-                    </w:rPr>
-                    <w:t>02</w:t>
-                  </w:r>
-                  <w:r>
-                    <w:rPr>
-                      <w:rFonts w:ascii="Times New Roman" w:hAnsi="Times New Roman"/>
-                      <w:i/>
-                      <w:iCs/>
-                      <w:sz w:val="16"/>
-                      <w:szCs w:val="16"/>
-                    </w:rPr>
-                    <w:t>/2026)</w:t>
-                  </w:r>
-                </w:p>
-                <w:p>
-                  <w:pPr>
-                    <w:jc w:val="center"/>
-                    <w:rPr>
-                      <w:rFonts w:ascii="Times New Roman" w:hAnsi="Times New Roman"/>
-                      <w:sz w:val="16"/>
-                      <w:szCs w:val="16"/>
-                    </w:rPr>
-                  </w:pPr>
-                </w:p>
-              </w:txbxContent>
-            </v:textbox>
-          </v:shape>
-        </w:pict>
+          <w:b/>
+          <w:bCs/>
+          <w:sz w:val="16"/>
+          <w:szCs w:val="16"/>
+        </w:rPr>
+        <w:jc w:val="right"/>
+      </w:pPr>
+      <w:r>
+        <w:rPr>
+          <w:rFonts w:ascii="Times New Roman" w:hAnsi="Times New Roman"/>
+          <w:b/>
+          <w:bCs/>
+          <w:sz w:val="16"/>
+          <w:szCs w:val="16"/>
+        </w:rPr>
+        <w:t xml:space="preserve">Mẫu số 148/HS</w:t>
+      </w:r>
+    </w:p>
+    <w:p>
+      <w:pPr>
+        <w:rPr>
+          <w:rFonts w:ascii="Times New Roman" w:hAnsi="Times New Roman"/>
+          <w:i/>
+          <w:iCs/>
+          <w:sz w:val="16"/>
+          <w:szCs w:val="16"/>
+        </w:rPr>
+        <w:jc w:val="right"/>
+      </w:pPr>
+      <w:r>
+        <w:rPr>
+          <w:rFonts w:ascii="Times New Roman" w:hAnsi="Times New Roman"/>
+          <w:i/>
+          <w:iCs/>
+          <w:sz w:val="16"/>
+          <w:szCs w:val="16"/>
+        </w:rPr>
+        <w:t xml:space="preserve">(Ban hành theo Thông tư số</w:t>
+      </w:r>
+      <w:r>
+        <w:rPr>
+          <w:rFonts w:hint="default" w:ascii="Times New Roman" w:hAnsi="Times New Roman"/>
+          <w:i/>
+          <w:iCs/>
+          <w:sz w:val="16"/>
+          <w:szCs w:val="16"/>
+          <w:lang w:val="vi-VN"/>
+        </w:rPr>
+        <w:t xml:space="preserve"> 03</w:t>
+      </w:r>
+      <w:r>
+        <w:rPr>
+          <w:rFonts w:ascii="Times New Roman" w:hAnsi="Times New Roman"/>
+          <w:i/>
+          <w:iCs/>
+          <w:sz w:val="16"/>
+          <w:szCs w:val="16"/>
+        </w:rPr>
+        <w:t xml:space="preserve">/2026/TT-VKSTC</w:t>
+      </w:r>
+    </w:p>
+    <w:p>
+      <w:pPr>
+        <w:rPr>
+          <w:rFonts w:ascii="Times New Roman" w:hAnsi="Times New Roman"/>
+          <w:i/>
+          <w:iCs/>
+          <w:sz w:val="16"/>
+          <w:szCs w:val="16"/>
+        </w:rPr>
+        <w:jc w:val="right"/>
+      </w:pPr>
+      <w:r>
+        <w:rPr>
+          <w:rFonts w:ascii="Times New Roman" w:hAnsi="Times New Roman"/>
+          <w:i/>
+          <w:iCs/>
+          <w:sz w:val="16"/>
+          <w:szCs w:val="16"/>
+        </w:rPr>
+        <w:t xml:space="preserve">Ngày</w:t>
+      </w:r>
+      <w:r>
+        <w:rPr>
+          <w:rFonts w:hint="default" w:ascii="Times New Roman" w:hAnsi="Times New Roman"/>
+          <w:i/>
+          <w:iCs/>
+          <w:sz w:val="16"/>
+          <w:szCs w:val="16"/>
+          <w:lang w:val="vi-VN"/>
+        </w:rPr>
+        <w:t xml:space="preserve"> 09</w:t>
+      </w:r>
+      <w:r>
+        <w:rPr>
+          <w:rFonts w:ascii="Times New Roman" w:hAnsi="Times New Roman"/>
+          <w:i/>
+          <w:iCs/>
+          <w:sz w:val="16"/>
+          <w:szCs w:val="16"/>
+        </w:rPr>
+        <w:t xml:space="preserve">/</w:t>
+      </w:r>
+      <w:r>
+        <w:rPr>
+          <w:rFonts w:hint="default" w:ascii="Times New Roman" w:hAnsi="Times New Roman"/>
+          <w:i/>
+          <w:iCs/>
+          <w:sz w:val="16"/>
+          <w:szCs w:val="16"/>
+          <w:lang w:val="vi-VN"/>
+        </w:rPr>
+        <w:t xml:space="preserve">02</w:t>
+      </w:r>
+      <w:r>
+        <w:rPr>
+          <w:rFonts w:ascii="Times New Roman" w:hAnsi="Times New Roman"/>
+          <w:i/>
+          <w:iCs/>
+          <w:sz w:val="16"/>
+          <w:szCs w:val="16"/>
+        </w:rPr>
+        <w:t xml:space="preserve">/2026)</w:t>
+      </w:r>
+    </w:p>
+    <w:p>
+      <w:r>
+        <w:rPr>
+          <w:rFonts w:ascii="Times New Roman" w:hAnsi="Times New Roman"/>
+        </w:rPr>
       </w:r>
     </w:p>
     <w:p/>
